--- a/docs/word/TECHNICAL.zh-TW.docx
+++ b/docs/word/TECHNICAL.zh-TW.docx
@@ -401,7 +401,9 @@
         <w:br/>
         <w:t>│   ├── bot-xrt-latest.meta.txt          # checksum / 抓取時間</w:t>
         <w:br/>
-        <w:t>│   └── bot-xrt-YYYY-MM-DD.*             # 當日歸檔</w:t>
+        <w:t>│   └── history/                         # 歷史歸檔（只留最近 90 天）</w:t>
+        <w:br/>
+        <w:t>│       └── bot-xrt-YYYY-MM-DD.*</w:t>
         <w:br/>
         <w:t>├── docs/                                # 本文件區</w:t>
         <w:br/>
@@ -633,7 +635,39 @@
                 <w:rFonts w:ascii="Calibri" w:hAnsi="Calibri" w:eastAsia="Microsoft JhengHei"/>
                 <w:sz w:val="20"/>
               </w:rPr>
-              <w:t>不寫 bot-xrt-YYYY-MM-DD.* 歸檔</w:t>
+              <w:t>不寫 data/history/bot-xrt-YYYY-MM-DD.* 歸檔</w:t>
+            </w:r>
+          </w:p>
+        </w:tc>
+      </w:tr>
+      <w:tr>
+        <w:tc>
+          <w:tcPr>
+            <w:tcW w:type="dxa" w:w="4824"/>
+          </w:tcPr>
+          <w:p>
+            <w:r/>
+            <w:r>
+              <w:rPr>
+                <w:rFonts w:ascii="Calibri" w:hAnsi="Calibri" w:eastAsia="Microsoft JhengHei"/>
+                <w:sz w:val="20"/>
+              </w:rPr>
+              <w:t>--retention-days</w:t>
+            </w:r>
+          </w:p>
+        </w:tc>
+        <w:tc>
+          <w:tcPr>
+            <w:tcW w:type="dxa" w:w="4824"/>
+          </w:tcPr>
+          <w:p>
+            <w:r/>
+            <w:r>
+              <w:rPr>
+                <w:rFonts w:ascii="Calibri" w:hAnsi="Calibri" w:eastAsia="Microsoft JhengHei"/>
+                <w:sz w:val="20"/>
+              </w:rPr>
+              <w:t>歷史保留天數（預設 90）</w:t>
             </w:r>
           </w:p>
         </w:tc>
@@ -676,7 +710,139 @@
         <w:br/>
         <w:t>changed=true</w:t>
         <w:br/>
-        <w:t>archive_json=.../data/bot-xrt-2026-08-11.json</w:t>
+        <w:t>archive_json=.../data/history/bot-xrt-2026-08-11.json</w:t>
+        <w:br/>
+        <w:t>retention_days=90</w:t>
+        <w:br/>
+        <w:t>history_migrated=0</w:t>
+        <w:br/>
+        <w:t>history_pruned=0</w:t>
+      </w:r>
+    </w:p>
+    <w:p>
+      <w:r>
+        <w:rPr>
+          <w:rFonts w:ascii="Calibri" w:hAnsi="Calibri" w:eastAsia="Microsoft JhengHei"/>
+          <w:sz w:val="22"/>
+        </w:rPr>
+        <w:t>歷史策略：</w:t>
+      </w:r>
+    </w:p>
+    <w:p>
+      <w:pPr>
+        <w:pStyle w:val="ListBullet"/>
+      </w:pPr>
+      <w:r>
+        <w:rPr>
+          <w:rFonts w:ascii="Calibri" w:hAnsi="Calibri" w:eastAsia="Microsoft JhengHei"/>
+          <w:sz w:val="22"/>
+        </w:rPr>
+        <w:t>歸檔目錄：</w:t>
+      </w:r>
+      <w:r>
+        <w:rPr>
+          <w:rFonts w:ascii="Consolas" w:hAnsi="Consolas" w:eastAsia="Consolas"/>
+          <w:color w:val="333333"/>
+          <w:sz w:val="22"/>
+        </w:rPr>
+        <w:t>data/history/</w:t>
+      </w:r>
+    </w:p>
+    <w:p>
+      <w:pPr>
+        <w:pStyle w:val="ListBullet"/>
+      </w:pPr>
+      <w:r>
+        <w:rPr>
+          <w:rFonts w:ascii="Calibri" w:hAnsi="Calibri" w:eastAsia="Microsoft JhengHei"/>
+          <w:sz w:val="22"/>
+        </w:rPr>
+        <w:t>檔名：</w:t>
+      </w:r>
+      <w:r>
+        <w:rPr>
+          <w:rFonts w:ascii="Consolas" w:hAnsi="Consolas" w:eastAsia="Consolas"/>
+          <w:color w:val="333333"/>
+          <w:sz w:val="22"/>
+        </w:rPr>
+        <w:t>bot-xrt-YYYY-MM-DD.csv</w:t>
+      </w:r>
+      <w:r>
+        <w:rPr>
+          <w:rFonts w:ascii="Calibri" w:hAnsi="Calibri" w:eastAsia="Microsoft JhengHei"/>
+          <w:sz w:val="22"/>
+        </w:rPr>
+        <w:t xml:space="preserve"> / </w:t>
+      </w:r>
+      <w:r>
+        <w:rPr>
+          <w:rFonts w:ascii="Consolas" w:hAnsi="Consolas" w:eastAsia="Consolas"/>
+          <w:color w:val="333333"/>
+          <w:sz w:val="22"/>
+        </w:rPr>
+        <w:t>.json</w:t>
+      </w:r>
+    </w:p>
+    <w:p>
+      <w:pPr>
+        <w:pStyle w:val="ListBullet"/>
+      </w:pPr>
+      <w:r>
+        <w:rPr>
+          <w:rFonts w:ascii="Calibri" w:hAnsi="Calibri" w:eastAsia="Microsoft JhengHei"/>
+          <w:sz w:val="22"/>
+        </w:rPr>
+        <w:t xml:space="preserve">預設只保留最近 </w:t>
+      </w:r>
+      <w:r>
+        <w:rPr>
+          <w:rFonts w:ascii="Calibri" w:hAnsi="Calibri" w:eastAsia="Microsoft JhengHei"/>
+          <w:b/>
+          <w:sz w:val="22"/>
+        </w:rPr>
+        <w:t>90</w:t>
+      </w:r>
+      <w:r>
+        <w:rPr>
+          <w:rFonts w:ascii="Calibri" w:hAnsi="Calibri" w:eastAsia="Microsoft JhengHei"/>
+          <w:sz w:val="22"/>
+        </w:rPr>
+        <w:t xml:space="preserve"> 天；超過會自動刪除</w:t>
+      </w:r>
+    </w:p>
+    <w:p>
+      <w:pPr>
+        <w:pStyle w:val="ListBullet"/>
+      </w:pPr>
+      <w:r>
+        <w:rPr>
+          <w:rFonts w:ascii="Calibri" w:hAnsi="Calibri" w:eastAsia="Microsoft JhengHei"/>
+          <w:sz w:val="22"/>
+        </w:rPr>
+        <w:t xml:space="preserve">若 </w:t>
+      </w:r>
+      <w:r>
+        <w:rPr>
+          <w:rFonts w:ascii="Consolas" w:hAnsi="Consolas" w:eastAsia="Consolas"/>
+          <w:color w:val="333333"/>
+          <w:sz w:val="22"/>
+        </w:rPr>
+        <w:t>data/</w:t>
+      </w:r>
+      <w:r>
+        <w:rPr>
+          <w:rFonts w:ascii="Calibri" w:hAnsi="Calibri" w:eastAsia="Microsoft JhengHei"/>
+          <w:sz w:val="22"/>
+        </w:rPr>
+        <w:t xml:space="preserve"> 根目錄仍有舊的日期檔，執行時會自動搬到 </w:t>
+      </w:r>
+      <w:r>
+        <w:rPr>
+          <w:rFonts w:ascii="Consolas" w:hAnsi="Consolas" w:eastAsia="Consolas"/>
+          <w:color w:val="333333"/>
+          <w:sz w:val="22"/>
+        </w:rPr>
+        <w:t>history/</w:t>
       </w:r>
     </w:p>
     <w:p>
@@ -1013,7 +1179,7 @@
                 <w:rFonts w:ascii="Calibri" w:hAnsi="Calibri" w:eastAsia="Microsoft JhengHei"/>
                 <w:sz w:val="20"/>
               </w:rPr>
-              <w:t>寫 CSV/JSON/meta/archive</w:t>
+              <w:t>寫 CSV/JSON/meta/history</w:t>
             </w:r>
           </w:p>
         </w:tc>
@@ -1029,6 +1195,100 @@
                 <w:sz w:val="20"/>
               </w:rPr>
               <w:t>改檔名、歸檔策略、變更偵測</w:t>
+            </w:r>
+          </w:p>
+        </w:tc>
+      </w:tr>
+      <w:tr>
+        <w:tc>
+          <w:tcPr>
+            <w:tcW w:type="dxa" w:w="3216"/>
+          </w:tcPr>
+          <w:p>
+            <w:r/>
+            <w:r>
+              <w:rPr>
+                <w:rFonts w:ascii="Calibri" w:hAnsi="Calibri" w:eastAsia="Microsoft JhengHei"/>
+                <w:sz w:val="20"/>
+              </w:rPr>
+              <w:t>migrate_legacy_archives()</w:t>
+            </w:r>
+          </w:p>
+        </w:tc>
+        <w:tc>
+          <w:tcPr>
+            <w:tcW w:type="dxa" w:w="3216"/>
+          </w:tcPr>
+          <w:p>
+            <w:r/>
+            <w:r>
+              <w:rPr>
+                <w:rFonts w:ascii="Calibri" w:hAnsi="Calibri" w:eastAsia="Microsoft JhengHei"/>
+                <w:sz w:val="20"/>
+              </w:rPr>
+              <w:t>把舊日期檔搬到 history/</w:t>
+            </w:r>
+          </w:p>
+        </w:tc>
+        <w:tc>
+          <w:tcPr>
+            <w:tcW w:type="dxa" w:w="3216"/>
+          </w:tcPr>
+          <w:p>
+            <w:r/>
+            <w:r>
+              <w:rPr>
+                <w:rFonts w:ascii="Calibri" w:hAnsi="Calibri" w:eastAsia="Microsoft JhengHei"/>
+                <w:sz w:val="20"/>
+              </w:rPr>
+              <w:t>相容舊結構</w:t>
+            </w:r>
+          </w:p>
+        </w:tc>
+      </w:tr>
+      <w:tr>
+        <w:tc>
+          <w:tcPr>
+            <w:tcW w:type="dxa" w:w="3216"/>
+          </w:tcPr>
+          <w:p>
+            <w:r/>
+            <w:r>
+              <w:rPr>
+                <w:rFonts w:ascii="Calibri" w:hAnsi="Calibri" w:eastAsia="Microsoft JhengHei"/>
+                <w:sz w:val="20"/>
+              </w:rPr>
+              <w:t>prune_history()</w:t>
+            </w:r>
+          </w:p>
+        </w:tc>
+        <w:tc>
+          <w:tcPr>
+            <w:tcW w:type="dxa" w:w="3216"/>
+          </w:tcPr>
+          <w:p>
+            <w:r/>
+            <w:r>
+              <w:rPr>
+                <w:rFonts w:ascii="Calibri" w:hAnsi="Calibri" w:eastAsia="Microsoft JhengHei"/>
+                <w:sz w:val="20"/>
+              </w:rPr>
+              <w:t>刪除超過保留天數的歷史檔</w:t>
+            </w:r>
+          </w:p>
+        </w:tc>
+        <w:tc>
+          <w:tcPr>
+            <w:tcW w:type="dxa" w:w="3216"/>
+          </w:tcPr>
+          <w:p>
+            <w:r/>
+            <w:r>
+              <w:rPr>
+                <w:rFonts w:ascii="Calibri" w:hAnsi="Calibri" w:eastAsia="Microsoft JhengHei"/>
+                <w:sz w:val="20"/>
+              </w:rPr>
+              <w:t>改保留天數邏輯</w:t>
             </w:r>
           </w:p>
         </w:tc>

--- a/docs/word/TECHNICAL.zh-TW.docx
+++ b/docs/word/TECHNICAL.zh-TW.docx
@@ -2552,13 +2552,32 @@
         </w:rPr>
         <w:t>on:</w:t>
         <w:br/>
-        <w:t xml:space="preserve">  schedule:</w:t>
+        <w:t xml:space="preserve">  workflow_dispatch:                 # 主要：外部 cron / 手動</w:t>
         <w:br/>
-        <w:t xml:space="preserve">    - cron: "10 1,2,3,4,5,6,7,8 * * 1-5"   # 台灣 09:10–16:10</w:t>
+        <w:t xml:space="preserve">  repository_dispatch:</w:t>
         <w:br/>
-        <w:t xml:space="preserve">    - cron: "30 10 * * 1-5"                 # 台灣 18:30</w:t>
+        <w:t xml:space="preserve">    types: [update-bot-rates]</w:t>
         <w:br/>
-        <w:t xml:space="preserve">  workflow_dispatch:                        # 手動</w:t>
+        <w:t xml:space="preserve">  schedule:                          # 僅備援（UTC）</w:t>
+        <w:br/>
+        <w:t xml:space="preserve">    - cron: "30 2,7,10 * * 1-5"     # 台灣 10:30 / 15:30 / 18:30</w:t>
+      </w:r>
+    </w:p>
+    <w:p>
+      <w:r>
+        <w:rPr>
+          <w:rFonts w:ascii="Calibri" w:hAnsi="Calibri" w:eastAsia="Microsoft JhengHei"/>
+          <w:b/>
+          <w:sz w:val="22"/>
+        </w:rPr>
+        <w:t>請以外部 cron 為主要觸發</w:t>
+      </w:r>
+      <w:r>
+        <w:rPr>
+          <w:rFonts w:ascii="Calibri" w:hAnsi="Calibri" w:eastAsia="Microsoft JhengHei"/>
+          <w:sz w:val="22"/>
+        </w:rPr>
+        <w:t>（GitHub 內建 schedule 容易漏跑）。</w:t>
       </w:r>
     </w:p>
     <w:p>
@@ -2567,22 +2586,45 @@
           <w:rFonts w:ascii="Calibri" w:hAnsi="Calibri" w:eastAsia="Microsoft JhengHei"/>
           <w:sz w:val="22"/>
         </w:rPr>
-        <w:t xml:space="preserve">Cron 為 </w:t>
+        <w:t xml:space="preserve">完整設定步驟見 </w:t>
       </w:r>
       <w:r>
         <w:rPr>
           <w:rFonts w:ascii="Calibri" w:hAnsi="Calibri" w:eastAsia="Microsoft JhengHei"/>
-          <w:b/>
+          <w:color w:val="0563C1"/>
           <w:sz w:val="22"/>
         </w:rPr>
-        <w:t>UTC</w:t>
+        <w:t>SCHEDULING.zh-TW.md (./SCHEDULING.zh-TW.md)</w:t>
       </w:r>
       <w:r>
         <w:rPr>
           <w:rFonts w:ascii="Calibri" w:hAnsi="Calibri" w:eastAsia="Microsoft JhengHei"/>
           <w:sz w:val="22"/>
         </w:rPr>
-        <w:t>。台灣 = UTC+8。</w:t>
+        <w:t>。</w:t>
+      </w:r>
+    </w:p>
+    <w:p>
+      <w:r>
+        <w:rPr>
+          <w:rFonts w:ascii="Calibri" w:hAnsi="Calibri" w:eastAsia="Microsoft JhengHei"/>
+          <w:sz w:val="22"/>
+        </w:rPr>
+        <w:t>本機觸發：</w:t>
+      </w:r>
+    </w:p>
+    <w:p>
+      <w:pPr>
+        <w:spacing w:before="120" w:after="120"/>
+        <w:ind w:left="288"/>
+        <w:shd w:fill="F5F5F5" w:val="clear"/>
+      </w:pPr>
+      <w:r>
+        <w:rPr>
+          <w:rFonts w:ascii="Consolas" w:hAnsi="Consolas" w:eastAsia="Consolas"/>
+          <w:sz w:val="18"/>
+        </w:rPr>
+        <w:t>./scripts/trigger_update.sh</w:t>
       </w:r>
     </w:p>
     <w:p>
@@ -2654,7 +2696,7 @@
                 <w:rFonts w:ascii="Calibri" w:hAnsi="Calibri" w:eastAsia="Microsoft JhengHei"/>
                 <w:sz w:val="20"/>
               </w:rPr>
-              <w:t>每天只跑一次</w:t>
+              <w:t>改外部執行時間</w:t>
             </w:r>
           </w:p>
         </w:tc>
@@ -2669,7 +2711,7 @@
                 <w:rFonts w:ascii="Calibri" w:hAnsi="Calibri" w:eastAsia="Microsoft JhengHei"/>
                 <w:sz w:val="20"/>
               </w:rPr>
-              <w:t>只留一條 cron，例如 "0 9 * * 1-5"（台灣 17:00）</w:t>
+              <w:t>到 cron-job.org（或你的 crontab）調整</w:t>
             </w:r>
           </w:p>
         </w:tc>
@@ -2686,7 +2728,7 @@
                 <w:rFonts w:ascii="Calibri" w:hAnsi="Calibri" w:eastAsia="Microsoft JhengHei"/>
                 <w:sz w:val="20"/>
               </w:rPr>
-              <w:t>含週末</w:t>
+              <w:t>改 GitHub 備援</w:t>
             </w:r>
           </w:p>
         </w:tc>
@@ -2701,7 +2743,7 @@
                 <w:rFonts w:ascii="Calibri" w:hAnsi="Calibri" w:eastAsia="Microsoft JhengHei"/>
                 <w:sz w:val="20"/>
               </w:rPr>
-              <w:t>把 1-5 改成 *</w:t>
+              <w:t>編輯 schedule.cron（UTC）</w:t>
             </w:r>
           </w:p>
         </w:tc>
@@ -2718,7 +2760,7 @@
                 <w:rFonts w:ascii="Calibri" w:hAnsi="Calibri" w:eastAsia="Microsoft JhengHei"/>
                 <w:sz w:val="20"/>
               </w:rPr>
-              <w:t>更頻繁</w:t>
+              <w:t>暫時只手動</w:t>
             </w:r>
           </w:p>
         </w:tc>
@@ -2733,7 +2775,7 @@
                 <w:rFonts w:ascii="Calibri" w:hAnsi="Calibri" w:eastAsia="Microsoft JhengHei"/>
                 <w:sz w:val="20"/>
               </w:rPr>
-              <w:t>增加小時列表（注意 GitHub 免費額度與台銀壓力）</w:t>
+              <w:t>拿掉外部 cron；必要時保留/移除 schedule</w:t>
             </w:r>
           </w:p>
         </w:tc>
